--- a/Unit 10 - Lighting/5- Configure shadows in your scene.docx
+++ b/Unit 10 - Lighting/5- Configure shadows in your scene.docx
@@ -30,15 +30,7 @@
     </w:p>
     <w:p>
       <w:r>
-        <w:t xml:space="preserve">When shadows are behaving as expected, they increase the sense of realism of an experience. It doesn’t matter </w:t>
-      </w:r>
-      <w:proofErr w:type="gramStart"/>
-      <w:r>
-        <w:t>whether or not</w:t>
-      </w:r>
-      <w:proofErr w:type="gramEnd"/>
-      <w:r>
-        <w:t xml:space="preserve"> an experience has a stylized aesthetic, we expect shadows to behave in a certain way. If they break too far from those expectations, it can break immersion for the user unless it is a very intentional decision supported by other aspects of the experience — for example, missing shadows for characters in a game could be a key narrative element and way to recognize enemies.</w:t>
+        <w:t>When shadows are behaving as expected, they increase the sense of realism of an experience. It doesn’t matter whether or not an experience has a stylized aesthetic, we expect shadows to behave in a certain way. If they break too far from those expectations, it can break immersion for the user unless it is a very intentional decision supported by other aspects of the experience — for example, missing shadows for characters in a game could be a key narrative element and way to recognize enemies.</w:t>
       </w:r>
     </w:p>
     <w:p>
@@ -197,6 +189,9 @@
     </w:p>
     <w:p>
       <w:r>
+        <w:rPr>
+          <w:noProof/>
+        </w:rPr>
         <w:lastRenderedPageBreak/>
         <w:drawing>
           <wp:inline distT="0" distB="0" distL="0" distR="0" wp14:anchorId="3C8F3F71" wp14:editId="6637AE62">
@@ -279,7 +274,6 @@
       <w:r>
         <w:t xml:space="preserve"> to </w:t>
       </w:r>
-      <w:proofErr w:type="gramStart"/>
       <w:r>
         <w:rPr>
           <w:b/>
@@ -288,11 +282,7 @@
         <w:t>0</w:t>
       </w:r>
       <w:r>
-        <w:t>, and</w:t>
-      </w:r>
-      <w:proofErr w:type="gramEnd"/>
-      <w:r>
-        <w:t xml:space="preserve"> then observe what happens in the scene as you gradually increase this value.</w:t>
+        <w:t>, and then observe what happens in the scene as you gradually increase this value.</w:t>
       </w:r>
     </w:p>
     <w:p>
@@ -349,31 +339,7 @@
         <w:t>Normal Bias</w:t>
       </w:r>
       <w:r>
-        <w:t xml:space="preserve"> properties help address issues where pixels on an object are in shadow but should </w:t>
-      </w:r>
-      <w:proofErr w:type="gramStart"/>
-      <w:r>
-        <w:t>actually be</w:t>
-      </w:r>
-      <w:proofErr w:type="gramEnd"/>
-      <w:r>
-        <w:t xml:space="preserve"> lit (this is known as shadow acne). This shouldn’t currently be a significant problem in your </w:t>
-      </w:r>
-      <w:proofErr w:type="gramStart"/>
-      <w:r>
-        <w:t>scene, but</w:t>
-      </w:r>
-      <w:proofErr w:type="gramEnd"/>
-      <w:r>
-        <w:t xml:space="preserve"> try adjusting </w:t>
-      </w:r>
-      <w:proofErr w:type="gramStart"/>
-      <w:r>
-        <w:t>both of these</w:t>
-      </w:r>
-      <w:proofErr w:type="gramEnd"/>
-      <w:r>
-        <w:t xml:space="preserve"> settings to evaluate the impact.</w:t>
+        <w:t xml:space="preserve"> properties help address issues where pixels on an object are in shadow but should actually be lit (this is known as shadow acne). This shouldn’t currently be a significant problem in your scene, but try adjusting both of these settings to evaluate the impact.</w:t>
       </w:r>
     </w:p>
     <w:p>
@@ -433,6 +399,123 @@
     </w:p>
     <w:p>
       <w:r>
+        <w:t xml:space="preserve">Note: </w:t>
+      </w:r>
+      <w:r>
+        <w:t xml:space="preserve">Cascade shadows (often called </w:t>
+      </w:r>
+      <w:r>
+        <w:rPr>
+          <w:b/>
+          <w:bCs/>
+        </w:rPr>
+        <w:t>Cascaded Shadow Maps</w:t>
+      </w:r>
+      <w:r>
+        <w:t xml:space="preserve"> or </w:t>
+      </w:r>
+      <w:r>
+        <w:rPr>
+          <w:b/>
+          <w:bCs/>
+        </w:rPr>
+        <w:t>CSM</w:t>
+      </w:r>
+      <w:r>
+        <w:t xml:space="preserve">) are a real-time computer graphics technique used to fix pixelated, blurry shadows cast by directional lights like the sun. </w:t>
+      </w:r>
+    </w:p>
+    <w:p>
+      <w:pPr>
+        <w:rPr>
+          <w:b/>
+          <w:bCs/>
+        </w:rPr>
+      </w:pPr>
+      <w:r>
+        <w:rPr>
+          <w:b/>
+          <w:bCs/>
+        </w:rPr>
+        <w:t>How They Work</w:t>
+      </w:r>
+    </w:p>
+    <w:p>
+      <w:pPr>
+        <w:numPr>
+          <w:ilvl w:val="0"/>
+          <w:numId w:val="5"/>
+        </w:numPr>
+      </w:pPr>
+      <w:r>
+        <w:rPr>
+          <w:b/>
+          <w:bCs/>
+        </w:rPr>
+        <w:t>Frustum Splitting:</w:t>
+      </w:r>
+      <w:r>
+        <w:t xml:space="preserve"> The camera's view area (the frustum) is split into multiple distance zones or "cascades" (usually 2 to 4 splits).</w:t>
+      </w:r>
+    </w:p>
+    <w:p>
+      <w:pPr>
+        <w:numPr>
+          <w:ilvl w:val="0"/>
+          <w:numId w:val="5"/>
+        </w:numPr>
+      </w:pPr>
+      <w:r>
+        <w:rPr>
+          <w:b/>
+          <w:bCs/>
+        </w:rPr>
+        <w:t>Staged Resolution:</w:t>
+      </w:r>
+      <w:r>
+        <w:t xml:space="preserve"> A separate shadow map texture is assigned to each zone.</w:t>
+      </w:r>
+    </w:p>
+    <w:p>
+      <w:pPr>
+        <w:numPr>
+          <w:ilvl w:val="0"/>
+          <w:numId w:val="5"/>
+        </w:numPr>
+      </w:pPr>
+      <w:r>
+        <w:rPr>
+          <w:b/>
+          <w:bCs/>
+        </w:rPr>
+        <w:t>High Detail Near the Camera:</w:t>
+      </w:r>
+      <w:r>
+        <w:t xml:space="preserve"> The closest cascade gets the largest portion of the shadow map, making foreground shadows sharp and crisp.</w:t>
+      </w:r>
+    </w:p>
+    <w:p>
+      <w:pPr>
+        <w:numPr>
+          <w:ilvl w:val="0"/>
+          <w:numId w:val="5"/>
+        </w:numPr>
+      </w:pPr>
+      <w:r>
+        <w:rPr>
+          <w:b/>
+          <w:bCs/>
+        </w:rPr>
+        <w:lastRenderedPageBreak/>
+        <w:t>Lower Detail Far Away:</w:t>
+      </w:r>
+      <w:r>
+        <w:t xml:space="preserve"> Farther cascades cover a much wider area with a lower effective resolution, saving memory and performance. </w:t>
+      </w:r>
+    </w:p>
+    <w:p/>
+    <w:p>
+      <w:r>
         <w:rPr>
           <w:b/>
           <w:bCs/>
@@ -460,15 +543,7 @@
         <w:t>1</w:t>
       </w:r>
       <w:r>
-        <w:t xml:space="preserve">, and then focus on the cluster of </w:t>
-      </w:r>
-      <w:proofErr w:type="gramStart"/>
-      <w:r>
-        <w:t>street lamps</w:t>
-      </w:r>
-      <w:proofErr w:type="gramEnd"/>
-      <w:r>
-        <w:t xml:space="preserve"> you created as you drag on the property name to incrementally increase the number of shadow cascades to </w:t>
+        <w:t xml:space="preserve">, and then focus on the cluster of street lamps you created as you drag on the property name to incrementally increase the number of shadow cascades to </w:t>
       </w:r>
       <w:r>
         <w:rPr>
@@ -557,7 +632,9 @@
     </w:p>
     <w:p>
       <w:r>
-        <w:lastRenderedPageBreak/>
+        <w:rPr>
+          <w:noProof/>
+        </w:rPr>
         <w:drawing>
           <wp:inline distT="0" distB="0" distL="0" distR="0" wp14:anchorId="5E81A465" wp14:editId="33080F0C">
             <wp:extent cx="3971925" cy="3943350"/>
@@ -617,15 +694,7 @@
         <w:t xml:space="preserve">Note: </w:t>
       </w:r>
       <w:r>
-        <w:t xml:space="preserve">The difference in this scene that this change makes </w:t>
-      </w:r>
-      <w:proofErr w:type="gramStart"/>
-      <w:r>
-        <w:t>is</w:t>
-      </w:r>
-      <w:proofErr w:type="gramEnd"/>
-      <w:r>
-        <w:t xml:space="preserve"> too subtle to notice; this is common. However, in some cases this can change the overall feel and style of the shadows in a scene — it’s worth including it in your process.</w:t>
+        <w:t>The difference in this scene that this change makes is too subtle to notice; this is common. However, in some cases this can change the overall feel and style of the shadows in a scene — it’s worth including it in your process.</w:t>
       </w:r>
     </w:p>
     <w:p>
@@ -640,43 +709,28 @@
         <w:t xml:space="preserve">Soft Shadows </w:t>
       </w:r>
       <w:r>
-        <w:t xml:space="preserve">and shadow cascades use memory and bandwidth for rendering, but they are less processing-intensive than using a </w:t>
-      </w:r>
-      <w:proofErr w:type="gramStart"/>
-      <w:r>
-        <w:t>high resolution</w:t>
-      </w:r>
-      <w:proofErr w:type="gramEnd"/>
-      <w:r>
-        <w:t xml:space="preserve"> shadow map, which is an alternative approach for improving the quality of shadows in a scene.</w:t>
-      </w:r>
-    </w:p>
-    <w:p>
-      <w:pPr>
-        <w:rPr>
-          <w:b/>
-          <w:bCs/>
-        </w:rPr>
-      </w:pPr>
-      <w:r>
-        <w:rPr>
-          <w:b/>
-          <w:bCs/>
-        </w:rPr>
+        <w:t>and shadow cascades use memory and bandwidth for rendering, but they are less processing-intensive than using a high resolution shadow map, which is an alternative approach for improving the quality of shadows in a scene.</w:t>
+      </w:r>
+    </w:p>
+    <w:p>
+      <w:pPr>
+        <w:rPr>
+          <w:b/>
+          <w:bCs/>
+        </w:rPr>
+      </w:pPr>
+      <w:r>
+        <w:rPr>
+          <w:b/>
+          <w:bCs/>
+        </w:rPr>
+        <w:lastRenderedPageBreak/>
         <w:t>4. Consider the impact of post-processing on lighting</w:t>
       </w:r>
     </w:p>
     <w:p>
       <w:r>
-        <w:t xml:space="preserve">Have you ever taken a photograph of a beautiful setting outside and noticed that the colors are a lot less vibrant than the ones you </w:t>
-      </w:r>
-      <w:proofErr w:type="gramStart"/>
-      <w:r>
-        <w:t>can</w:t>
-      </w:r>
-      <w:proofErr w:type="gramEnd"/>
-      <w:r>
-        <w:t xml:space="preserve"> see? Not all camera sensors are created equal, and there are lots of variables that can impact exactly what a sensor receives.</w:t>
+        <w:t>Have you ever taken a photograph of a beautiful setting outside and noticed that the colors are a lot less vibrant than the ones you can see? Not all camera sensors are created equal, and there are lots of variables that can impact exactly what a sensor receives.</w:t>
       </w:r>
     </w:p>
     <w:p>
@@ -711,7 +765,6 @@
     </w:p>
     <w:p>
       <w:r>
-        <w:lastRenderedPageBreak/>
         <w:t>To review what this scene would look like without the post-processing effects in place:</w:t>
       </w:r>
     </w:p>
@@ -884,13 +937,8 @@
       </w:r>
     </w:p>
     <w:p>
-      <w:proofErr w:type="gramStart"/>
-      <w:r>
-        <w:t>Refer back</w:t>
-      </w:r>
-      <w:proofErr w:type="gramEnd"/>
-      <w:r>
-        <w:t xml:space="preserve"> to your vision for the late-night outdoor scene. Considering what you’ve learned so far, how does the scene deliver on your vision?</w:t>
+      <w:r>
+        <w:t>Refer back to your vision for the late-night outdoor scene. Considering what you’ve learned so far, how does the scene deliver on your vision?</w:t>
       </w:r>
     </w:p>
     <w:p>
@@ -950,6 +998,7 @@
         </w:numPr>
       </w:pPr>
       <w:r>
+        <w:lastRenderedPageBreak/>
         <w:t>Shadows</w:t>
       </w:r>
     </w:p>
@@ -1023,6 +1072,155 @@
 <file path=word/numbering.xml><?xml version="1.0" encoding="utf-8"?>
 <w:numbering xmlns:wpc="http://schemas.microsoft.com/office/word/2010/wordprocessingCanvas" xmlns:cx="http://schemas.microsoft.com/office/drawing/2014/chartex" xmlns:cx1="http://schemas.microsoft.com/office/drawing/2015/9/8/chartex" xmlns:cx2="http://schemas.microsoft.com/office/drawing/2015/10/21/chartex" xmlns:cx3="http://schemas.microsoft.com/office/drawing/2016/5/9/chartex" xmlns:cx4="http://schemas.microsoft.com/office/drawing/2016/5/10/chartex" xmlns:cx5="http://schemas.microsoft.com/office/drawing/2016/5/11/chartex" xmlns:cx6="http://schemas.microsoft.com/office/drawing/2016/5/12/chartex" xmlns:cx7="http://schemas.microsoft.com/office/drawing/2016/5/13/chartex" xmlns:cx8="http://schemas.microsoft.com/office/drawing/2016/5/14/chartex" xmlns:mc="http://schemas.openxmlformats.org/markup-compatibility/2006" xmlns:aink="http://schemas.microsoft.com/office/drawing/2016/ink" xmlns:am3d="http://schemas.microsoft.com/office/drawing/2017/model3d" xmlns:o="urn:schemas-microsoft-com:office:office" xmlns:oel="http://schemas.microsoft.com/office/2019/extlst" xmlns:r="http://schemas.openxmlformats.org/officeDocument/2006/relationships" xmlns:m="http://schemas.openxmlformats.org/officeDocument/2006/math" xmlns:v="urn:schemas-microsoft-com:vml" xmlns:wp14="http://schemas.microsoft.com/office/word/2010/wordprocessingDrawing" xmlns:wp="http://schemas.openxmlformats.org/drawingml/2006/wordprocessingDrawing" xmlns:w10="urn:schemas-microsoft-com:office:word" xmlns:w="http://schemas.openxmlformats.org/wordprocessingml/2006/main" xmlns:w14="http://schemas.microsoft.com/office/word/2010/wordml" xmlns:w15="http://schemas.microsoft.com/office/word/2012/wordml" xmlns:w16cex="http://schemas.microsoft.com/office/word/2018/wordml/cex" xmlns:w16cid="http://schemas.microsoft.com/office/word/2016/wordml/cid" xmlns:w16="http://schemas.microsoft.com/office/word/2018/wordml" xmlns:w16du="http://schemas.microsoft.com/office/word/2023/wordml/word16du" xmlns:w16sdtdh="http://schemas.microsoft.com/office/word/2020/wordml/sdtdatahash" xmlns:w16sdtfl="http://schemas.microsoft.com/office/word/2024/wordml/sdtformatlock" xmlns:w16se="http://schemas.microsoft.com/office/word/2015/wordml/symex" xmlns:wpg="http://schemas.microsoft.com/office/word/2010/wordprocessingGroup" xmlns:wpi="http://schemas.microsoft.com/office/word/2010/wordprocessingInk" xmlns:wne="http://schemas.microsoft.com/office/word/2006/wordml" xmlns:wps="http://schemas.microsoft.com/office/word/2010/wordprocessingShape" mc:Ignorable="w14 w15 w16se w16cid w16 w16cex w16sdtdh w16sdtfl w16du wp14">
   <w:abstractNum w:abstractNumId="0" w15:restartNumberingAfterBreak="0">
+    <w:nsid w:val="055C5306"/>
+    <w:multiLevelType w:val="multilevel"/>
+    <w:tmpl w:val="A9B2AD7A"/>
+    <w:lvl w:ilvl="0">
+      <w:start w:val="1"/>
+      <w:numFmt w:val="bullet"/>
+      <w:lvlText w:val=""/>
+      <w:lvlJc w:val="left"/>
+      <w:pPr>
+        <w:tabs>
+          <w:tab w:val="num" w:pos="720"/>
+        </w:tabs>
+        <w:ind w:left="720" w:hanging="360"/>
+      </w:pPr>
+      <w:rPr>
+        <w:rFonts w:ascii="Symbol" w:hAnsi="Symbol" w:hint="default"/>
+        <w:sz w:val="20"/>
+      </w:rPr>
+    </w:lvl>
+    <w:lvl w:ilvl="1" w:tentative="1">
+      <w:start w:val="1"/>
+      <w:numFmt w:val="bullet"/>
+      <w:lvlText w:val="o"/>
+      <w:lvlJc w:val="left"/>
+      <w:pPr>
+        <w:tabs>
+          <w:tab w:val="num" w:pos="1440"/>
+        </w:tabs>
+        <w:ind w:left="1440" w:hanging="360"/>
+      </w:pPr>
+      <w:rPr>
+        <w:rFonts w:ascii="Courier New" w:hAnsi="Courier New" w:hint="default"/>
+        <w:sz w:val="20"/>
+      </w:rPr>
+    </w:lvl>
+    <w:lvl w:ilvl="2" w:tentative="1">
+      <w:start w:val="1"/>
+      <w:numFmt w:val="bullet"/>
+      <w:lvlText w:val=""/>
+      <w:lvlJc w:val="left"/>
+      <w:pPr>
+        <w:tabs>
+          <w:tab w:val="num" w:pos="2160"/>
+        </w:tabs>
+        <w:ind w:left="2160" w:hanging="360"/>
+      </w:pPr>
+      <w:rPr>
+        <w:rFonts w:ascii="Wingdings" w:hAnsi="Wingdings" w:hint="default"/>
+        <w:sz w:val="20"/>
+      </w:rPr>
+    </w:lvl>
+    <w:lvl w:ilvl="3" w:tentative="1">
+      <w:start w:val="1"/>
+      <w:numFmt w:val="bullet"/>
+      <w:lvlText w:val=""/>
+      <w:lvlJc w:val="left"/>
+      <w:pPr>
+        <w:tabs>
+          <w:tab w:val="num" w:pos="2880"/>
+        </w:tabs>
+        <w:ind w:left="2880" w:hanging="360"/>
+      </w:pPr>
+      <w:rPr>
+        <w:rFonts w:ascii="Wingdings" w:hAnsi="Wingdings" w:hint="default"/>
+        <w:sz w:val="20"/>
+      </w:rPr>
+    </w:lvl>
+    <w:lvl w:ilvl="4" w:tentative="1">
+      <w:start w:val="1"/>
+      <w:numFmt w:val="bullet"/>
+      <w:lvlText w:val=""/>
+      <w:lvlJc w:val="left"/>
+      <w:pPr>
+        <w:tabs>
+          <w:tab w:val="num" w:pos="3600"/>
+        </w:tabs>
+        <w:ind w:left="3600" w:hanging="360"/>
+      </w:pPr>
+      <w:rPr>
+        <w:rFonts w:ascii="Wingdings" w:hAnsi="Wingdings" w:hint="default"/>
+        <w:sz w:val="20"/>
+      </w:rPr>
+    </w:lvl>
+    <w:lvl w:ilvl="5" w:tentative="1">
+      <w:start w:val="1"/>
+      <w:numFmt w:val="bullet"/>
+      <w:lvlText w:val=""/>
+      <w:lvlJc w:val="left"/>
+      <w:pPr>
+        <w:tabs>
+          <w:tab w:val="num" w:pos="4320"/>
+        </w:tabs>
+        <w:ind w:left="4320" w:hanging="360"/>
+      </w:pPr>
+      <w:rPr>
+        <w:rFonts w:ascii="Wingdings" w:hAnsi="Wingdings" w:hint="default"/>
+        <w:sz w:val="20"/>
+      </w:rPr>
+    </w:lvl>
+    <w:lvl w:ilvl="6" w:tentative="1">
+      <w:start w:val="1"/>
+      <w:numFmt w:val="bullet"/>
+      <w:lvlText w:val=""/>
+      <w:lvlJc w:val="left"/>
+      <w:pPr>
+        <w:tabs>
+          <w:tab w:val="num" w:pos="5040"/>
+        </w:tabs>
+        <w:ind w:left="5040" w:hanging="360"/>
+      </w:pPr>
+      <w:rPr>
+        <w:rFonts w:ascii="Wingdings" w:hAnsi="Wingdings" w:hint="default"/>
+        <w:sz w:val="20"/>
+      </w:rPr>
+    </w:lvl>
+    <w:lvl w:ilvl="7" w:tentative="1">
+      <w:start w:val="1"/>
+      <w:numFmt w:val="bullet"/>
+      <w:lvlText w:val=""/>
+      <w:lvlJc w:val="left"/>
+      <w:pPr>
+        <w:tabs>
+          <w:tab w:val="num" w:pos="5760"/>
+        </w:tabs>
+        <w:ind w:left="5760" w:hanging="360"/>
+      </w:pPr>
+      <w:rPr>
+        <w:rFonts w:ascii="Wingdings" w:hAnsi="Wingdings" w:hint="default"/>
+        <w:sz w:val="20"/>
+      </w:rPr>
+    </w:lvl>
+    <w:lvl w:ilvl="8" w:tentative="1">
+      <w:start w:val="1"/>
+      <w:numFmt w:val="bullet"/>
+      <w:lvlText w:val=""/>
+      <w:lvlJc w:val="left"/>
+      <w:pPr>
+        <w:tabs>
+          <w:tab w:val="num" w:pos="6480"/>
+        </w:tabs>
+        <w:ind w:left="6480" w:hanging="360"/>
+      </w:pPr>
+      <w:rPr>
+        <w:rFonts w:ascii="Wingdings" w:hAnsi="Wingdings" w:hint="default"/>
+        <w:sz w:val="20"/>
+      </w:rPr>
+    </w:lvl>
+  </w:abstractNum>
+  <w:abstractNum w:abstractNumId="1" w15:restartNumberingAfterBreak="0">
     <w:nsid w:val="0DE250DA"/>
     <w:multiLevelType w:val="multilevel"/>
     <w:tmpl w:val="0B563F3E"/>
@@ -1171,7 +1369,7 @@
       </w:rPr>
     </w:lvl>
   </w:abstractNum>
-  <w:abstractNum w:abstractNumId="1" w15:restartNumberingAfterBreak="0">
+  <w:abstractNum w:abstractNumId="2" w15:restartNumberingAfterBreak="0">
     <w:nsid w:val="575D607D"/>
     <w:multiLevelType w:val="multilevel"/>
     <w:tmpl w:val="C1BE2CCA"/>
@@ -1320,7 +1518,7 @@
       </w:rPr>
     </w:lvl>
   </w:abstractNum>
-  <w:abstractNum w:abstractNumId="2" w15:restartNumberingAfterBreak="0">
+  <w:abstractNum w:abstractNumId="3" w15:restartNumberingAfterBreak="0">
     <w:nsid w:val="578846EA"/>
     <w:multiLevelType w:val="multilevel"/>
     <w:tmpl w:val="6270F520"/>
@@ -1469,7 +1667,7 @@
       </w:rPr>
     </w:lvl>
   </w:abstractNum>
-  <w:abstractNum w:abstractNumId="3" w15:restartNumberingAfterBreak="0">
+  <w:abstractNum w:abstractNumId="4" w15:restartNumberingAfterBreak="0">
     <w:nsid w:val="7DDB0549"/>
     <w:multiLevelType w:val="multilevel"/>
     <w:tmpl w:val="F73C4A74"/>
@@ -1619,15 +1817,18 @@
     </w:lvl>
   </w:abstractNum>
   <w:num w:numId="1" w16cid:durableId="978148828">
+    <w:abstractNumId w:val="3"/>
+  </w:num>
+  <w:num w:numId="2" w16cid:durableId="1406688017">
+    <w:abstractNumId w:val="4"/>
+  </w:num>
+  <w:num w:numId="3" w16cid:durableId="1521704355">
     <w:abstractNumId w:val="2"/>
   </w:num>
-  <w:num w:numId="2" w16cid:durableId="1406688017">
-    <w:abstractNumId w:val="3"/>
-  </w:num>
-  <w:num w:numId="3" w16cid:durableId="1521704355">
+  <w:num w:numId="4" w16cid:durableId="1417894742">
     <w:abstractNumId w:val="1"/>
   </w:num>
-  <w:num w:numId="4" w16cid:durableId="1417894742">
+  <w:num w:numId="5" w16cid:durableId="1380931895">
     <w:abstractNumId w:val="0"/>
   </w:num>
 </w:numbering>
